--- a/docs/weekly/week-04-sprint1-close.docx
+++ b/docs/weekly/week-04-sprint1-close.docx
@@ -203,6 +203,119 @@
           <w:bCs w:val="false"/>
         </w:rPr>
         <w:t xml:space="preserve">The other lesson is operational: every "infrastructure" piece this week (Sonar, k6, the smoke action) took longer than the code change. Setting up the SonarCloud organisation, switching from automatic to CI-based analysis, finding the secrets policy on `if`, learning that free-tier rejects non-main pushes — none of that is in the README of any tool. Worth budgeting more time for the setup loop on similar tooling in Sprint 2.</w:t>
+      </w:r>
+    </w:p>
+    <w:p>
+      <w:pPr>
+        <w:pStyle w:val="Heading2"/>
+        <w:spacing w:after="120" w:before="240"/>
+      </w:pPr>
+      <w:r>
+        <w:rPr>
+          <w:b/>
+          <w:bCs/>
+        </w:rPr>
+        <w:t xml:space="preserve">Learning outcomes</w:t>
+      </w:r>
+    </w:p>
+    <w:p>
+      <w:pPr>
+        <w:pStyle w:val="ListParagraph"/>
+        <w:numPr>
+          <w:ilvl w:val="0"/>
+          <w:numId w:val="2"/>
+        </w:numPr>
+        <w:spacing w:after="80"/>
+      </w:pPr>
+      <w:r>
+        <w:rPr>
+          <w:b/>
+          <w:bCs/>
+        </w:rPr>
+        <w:t xml:space="preserve">Engineering Approach</w:t>
+      </w:r>
+      <w:r>
+        <w:t xml:space="preserve"> — Experiment B with an explicit hypothesis (visible reasoning increases trust) and a result that challenged the hypothesis — the cycle "form a hypothesis, run the test, accept what the data says even when it disagrees with what I expected". Informed decision to use SonarCloud free tier over self-hosted SonarQube, motivated by the solo-developer stakeholder context rather than chosen by default.</w:t>
+      </w:r>
+    </w:p>
+    <w:p>
+      <w:pPr>
+        <w:pStyle w:val="ListParagraph"/>
+        <w:numPr>
+          <w:ilvl w:val="0"/>
+          <w:numId w:val="2"/>
+        </w:numPr>
+        <w:spacing w:after="80"/>
+      </w:pPr>
+      <w:r>
+        <w:rPr>
+          <w:b/>
+          <w:bCs/>
+        </w:rPr>
+        <w:t xml:space="preserve">Software Quality</w:t>
+      </w:r>
+      <w:r>
+        <w:t xml:space="preserve"> — SonarCloud measures maintainability, reliability, security, and duplication continuously on every push to main — the quality-attribute coverage the ISO 25010 lens asks for. k6 load tests measure performance under realistic VU counts. Vitest coverage feeds the SonarCloud dashboard via lcov. The quality numbers now have a home outside my own head.</w:t>
+      </w:r>
+    </w:p>
+    <w:p>
+      <w:pPr>
+        <w:pStyle w:val="ListParagraph"/>
+        <w:numPr>
+          <w:ilvl w:val="0"/>
+          <w:numId w:val="2"/>
+        </w:numPr>
+        <w:spacing w:after="80"/>
+      </w:pPr>
+      <w:r>
+        <w:rPr>
+          <w:b/>
+          <w:bCs/>
+        </w:rPr>
+        <w:t xml:space="preserve">Software Maintenance</w:t>
+      </w:r>
+      <w:r>
+        <w:t xml:space="preserve"> — The heaviest learning outcome of the week. DORA metrics report + weekly refresh action — deployment frequency, lead time, change failure rate, MTTR all measured automatically. Post-deploy smoke action runs the k6 smoke against the prod URL after every merge to main. SonarCloud CI on every push. The four DORA metrics now serve as the dashboard for delivery-process improvement.</w:t>
+      </w:r>
+    </w:p>
+    <w:p>
+      <w:pPr>
+        <w:pStyle w:val="ListParagraph"/>
+        <w:numPr>
+          <w:ilvl w:val="0"/>
+          <w:numId w:val="2"/>
+        </w:numPr>
+        <w:spacing w:after="80"/>
+      </w:pPr>
+      <w:r>
+        <w:rPr>
+          <w:b/>
+          <w:bCs/>
+        </w:rPr>
+        <w:t xml:space="preserve">Professional Standard</w:t>
+      </w:r>
+      <w:r>
+        <w:t xml:space="preserve"> — The sprint-1 retro is the critical reflection on the followed research process the learning outcome describes — what to change, what to keep, what the experiments said and did not say. Experiment B's caveats section explicitly flags same-family judge bias, the small sample, and the gap between raw markdown and rendered UI — methodological transparency over a clean headline.</w:t>
+      </w:r>
+    </w:p>
+    <w:p>
+      <w:pPr>
+        <w:pStyle w:val="ListParagraph"/>
+        <w:numPr>
+          <w:ilvl w:val="0"/>
+          <w:numId w:val="2"/>
+        </w:numPr>
+        <w:spacing w:after="80"/>
+      </w:pPr>
+      <w:r>
+        <w:rPr>
+          <w:b/>
+          <w:bCs/>
+        </w:rPr>
+        <w:t xml:space="preserve">Personal Leadership</w:t>
+      </w:r>
+      <w:r>
+        <w:t xml:space="preserve"> — Sprint retro forced a "what would I change about the process" question, and the answer fed concrete planning for Sprint 2 (treat infrastructure tickets as full slices, write experiment metrics before running, reason about constraints from the UI down). Feedback acted upon, not just collected.</w:t>
       </w:r>
     </w:p>
     <w:sectPr>
